--- a/CSCU9M6_Report_Final.docx
+++ b/CSCU9M6_Report_Final.docx
@@ -1519,7 +1519,25 @@
           <w:sz w:val="22"/>
           <w:szCs w:val="22"/>
         </w:rPr>
-        <w:t>The baseline model's hardest letter was R, with a recall of only 85.37% and an F1-score of 0.9211, substantially below all other classes. The confusion matrix confirms that 15% of R samples were misclassified as L. This has a clear geometric explanation. In ASL, R is formed by crossing the index and middle fingers, a configuration that can visually resemble an extended hand at 28x28 resolution. L also underperformed, achieving precision of 0.9163 and F1 of 0.9563, while P had recall of 0.9634 with 3% of samples confused with N.</w:t>
+        <w:t xml:space="preserve">The baseline model's hardest letter was R, with a recall of only 85.37% and an F1-score of 0.9211, substantially below all other classes. The confusion matrix confirms that 15% of R samples were misclassified as L. This has a clear geometric explanation. In ASL, R is formed by crossing the index and middle fingers, a configuration that can visually resemble an extended hand at 28x28 resolution. L also underperformed, achieving precision of 0.9163 and F1 of 0.9563, while P had recall of 0.9634 with 3% of samples confused with </w:t>
+      </w:r>
+      <w:r>
+        <w:rPr>
+          <w:rFonts w:eastAsia="Arial" w:cs="Arial"/>
+          <w:color w:val="000000"/>
+          <w:sz w:val="22"/>
+          <w:szCs w:val="22"/>
+        </w:rPr>
+        <w:t>O</w:t>
+      </w:r>
+      <w:r>
+        <w:rPr>
+          <w:rFonts w:eastAsia="Arial" w:cs="Arial"/>
+          <w:color w:val="000000"/>
+          <w:sz w:val="22"/>
+          <w:szCs w:val="22"/>
+        </w:rPr>
+        <w:t>.</w:t>
       </w:r>
     </w:p>
     <w:p>
@@ -2117,10 +2135,6 @@
     <w:p>
       <w:pPr>
         <w:pStyle w:val="Normal"/>
-        <w:numPr>
-          <w:ilvl w:val="0"/>
-          <w:numId w:val="2"/>
-        </w:numPr>
         <w:spacing w:lineRule="auto" w:line="276" w:before="80" w:after="120"/>
         <w:rPr>
           <w:color w:val="000000"/>
@@ -2128,24 +2142,7 @@
       </w:pPr>
       <w:r>
         <w:rPr/>
-        <w:t xml:space="preserve"> </w:t>
-      </w:r>
-      <w:r>
-        <w:rPr/>
-        <w:t>This work demonstrates that CNN-based hand recognition generalises significantly better when trained on continuous, real-world signing data rather than isolated static frames, a limitation directly applicable to the dataset used in this assignment.</w:t>
-      </w:r>
-    </w:p>
-    <w:p>
-      <w:pPr>
-        <w:pStyle w:val="Heading2"/>
-        <w:rPr>
-          <w:color w:val="000000"/>
-        </w:rPr>
-      </w:pPr>
-      <w:r>
-        <w:rPr>
-          <w:color w:val="000000"/>
-        </w:rPr>
+        <w:t>Koller (2016) demonstrate that CNN-based hand recognition generalises significantly better when trained on continuous, real-world signing data rather than isolated static frames, a limitation directly applicable to the dataset used in this assignment.</w:t>
       </w:r>
     </w:p>
     <w:p>
@@ -2163,7 +2160,7 @@
           <w:sz w:val="28"/>
           <w:szCs w:val="28"/>
         </w:rPr>
-        <w:t>Reference</w:t>
+        <w:t>References</w:t>
       </w:r>
     </w:p>
     <w:p>
@@ -2202,6 +2199,30 @@
           <w:szCs w:val="22"/>
         </w:rPr>
         <w:t>, pp. 3793-3802.</w:t>
+      </w:r>
+    </w:p>
+    <w:p>
+      <w:pPr>
+        <w:pStyle w:val="Normal"/>
+        <w:spacing w:lineRule="auto" w:line="276" w:before="80" w:after="120"/>
+        <w:rPr>
+          <w:color w:val="000000"/>
+        </w:rPr>
+      </w:pPr>
+      <w:r>
+        <w:rPr/>
+        <w:t xml:space="preserve">Simonyan, K. and Zisserman, A. (2014). Very Deep Convolutional Networks for Large-Scale Image Recognition. </w:t>
+      </w:r>
+      <w:r>
+        <w:rPr>
+          <w:i/>
+          <w:iCs/>
+        </w:rPr>
+        <w:t>arXiv preprint arXiv:1409.1556</w:t>
+      </w:r>
+      <w:r>
+        <w:rPr/>
+        <w:t>.</w:t>
       </w:r>
     </w:p>
     <w:sectPr>

--- a/CSCU9M6_Report_Final.docx
+++ b/CSCU9M6_Report_Final.docx
@@ -1274,25 +1274,7 @@
           <w:sz w:val="22"/>
           <w:szCs w:val="22"/>
         </w:rPr>
-        <w:t>Both models generalise well, with test accuracy closely tracking validation accuracy. Notably, validation accuracy exceeds training accuracy in the baseline (99.95% vs 98.20%), which is attributable to two factors. Augmentation is active during training but not validation, and Dropout is disabled at inference. The VGG-style model achieves a 0.49 percentage point improvement in test accuracy over the baseline, representing a reduction in test error from 0.64% to 0.15%.</w:t>
-      </w:r>
-    </w:p>
-    <w:p>
-      <w:pPr>
-        <w:pStyle w:val="Normal"/>
-        <w:spacing w:lineRule="auto" w:line="276" w:before="80" w:after="120"/>
-        <w:rPr>
-          <w:color w:val="000000"/>
-        </w:rPr>
-      </w:pPr>
-      <w:r>
-        <w:rPr>
-          <w:rFonts w:eastAsia="Arial" w:cs="Arial"/>
-          <w:color w:val="000000"/>
-          <w:sz w:val="22"/>
-          <w:szCs w:val="22"/>
-        </w:rPr>
-        <w:t>The VGG-style model achieves a 0.49 percentage point improvement in test accuracy over the baseline, reducing test error from 0.64% to 0.15%. However, it uses 3.3 times more parameters and takes 1.64 times longer to train for that gain. In a deployment with strict latency or memory constraints the baseline would be preferred; here the VGG model is marginally superior on raw accuracy.</w:t>
+        <w:t>Both models generalise well, with test accuracy closely tracking validation accuracy. Notably, validation accuracy exceeds training accuracy in the baseline (99.95% vs 98.20%), which is attributable to two factors. Augmentation is active during training but not validation, and Dropout is disabled at inference. The VGG-style model achieves a 0.49 percentage point improvement in test accuracy over the baseline, representing a reduction in test error from 0.64% to 0.15%. However, it uses 3.3 times more parameters and takes 1.64 times longer to train for that gain. In a deployment with strict latency or memory constraints the baseline would be preferred; here the VGG model is marginally superior on raw accuracy.</w:t>
       </w:r>
     </w:p>
     <w:p>
@@ -1519,25 +1501,7 @@
           <w:sz w:val="22"/>
           <w:szCs w:val="22"/>
         </w:rPr>
-        <w:t xml:space="preserve">The baseline model's hardest letter was R, with a recall of only 85.37% and an F1-score of 0.9211, substantially below all other classes. The confusion matrix confirms that 15% of R samples were misclassified as L. This has a clear geometric explanation. In ASL, R is formed by crossing the index and middle fingers, a configuration that can visually resemble an extended hand at 28x28 resolution. L also underperformed, achieving precision of 0.9163 and F1 of 0.9563, while P had recall of 0.9634 with 3% of samples confused with </w:t>
-      </w:r>
-      <w:r>
-        <w:rPr>
-          <w:rFonts w:eastAsia="Arial" w:cs="Arial"/>
-          <w:color w:val="000000"/>
-          <w:sz w:val="22"/>
-          <w:szCs w:val="22"/>
-        </w:rPr>
-        <w:t>O</w:t>
-      </w:r>
-      <w:r>
-        <w:rPr>
-          <w:rFonts w:eastAsia="Arial" w:cs="Arial"/>
-          <w:color w:val="000000"/>
-          <w:sz w:val="22"/>
-          <w:szCs w:val="22"/>
-        </w:rPr>
-        <w:t>.</w:t>
+        <w:t>The baseline model's hardest letter was R, with a recall of only 85.37% and an F1-score of 0.9211, substantially below all other classes. The confusion matrix confirms that 15% of R samples were misclassified as L. This has a clear geometric explanation. In ASL, R is formed by crossing the index and middle fingers, a configuration that can visually resemble an extended hand at 28x28 resolution. L also underperformed, achieving precision of 0.9163 and F1 of 0.9563, while P had recall of 0.9634 with 3% of samples confused with O.</w:t>
       </w:r>
     </w:p>
     <w:p>
@@ -2805,8 +2769,8 @@
       <w:u w:val="single"/>
     </w:rPr>
   </w:style>
-  <w:style w:type="character" w:styleId="FootnoteCharactersuser">
-    <w:name w:val="Footnote Characters (user)"/>
+  <w:style w:type="character" w:styleId="FootnoteCharacters">
+    <w:name w:val="Footnote Characters"/>
     <w:uiPriority w:val="99"/>
     <w:semiHidden/>
     <w:unhideWhenUsed/>
@@ -2815,8 +2779,8 @@
       <w:vertAlign w:val="superscript"/>
     </w:rPr>
   </w:style>
-  <w:style w:type="character" w:styleId="FootnoteCharacters">
-    <w:name w:val="Footnote Characters"/>
+  <w:style w:type="character" w:styleId="FootnoteCharactersuser">
+    <w:name w:val="Footnote Characters (user)"/>
     <w:qFormat/>
     <w:rPr>
       <w:vertAlign w:val="superscript"/>

--- a/CSCU9M6_Report_Final.docx
+++ b/CSCU9M6_Report_Final.docx
@@ -411,7 +411,7 @@
           <w:sz w:val="22"/>
           <w:szCs w:val="22"/>
         </w:rPr>
-        <w:t>The enhanced architecture is inspired by the VGGNet family (Simonyan and Zisserman, 2014) and adds residual shortcut connections. It comprises three VGG blocks with progressively increasing filter counts (32, 64, 128), each containing two or three convolutional layers, Batch Normalisation, and ReLU activations. If the number of channels changes across a block, a 1x1 convolutional projection is applied to the shortcut to match dimensions. Each block is followed by MaxPooling and Dropout.</w:t>
+        <w:t>The enhanced architecture is inspired by the VGGNet family (Simonyan and Zisserman, 2014) and adds residual shortcut connections (He, 2016). It comprises three VGG blocks with progressively increasing filter counts (32, 64, 128), each containing two or three convolutional layers, Batch Normalisation, and ReLU activations. If the number of channels changes across a block, a 1x1 convolutional projection is applied to the shortcut to match dimensions. Each block is followed by MaxPooling and Dropout.</w:t>
       </w:r>
     </w:p>
     <w:p>
@@ -2187,6 +2187,21 @@
       <w:r>
         <w:rPr/>
         <w:t>.</w:t>
+      </w:r>
+    </w:p>
+    <w:p>
+      <w:pPr>
+        <w:pStyle w:val="BodyText"/>
+        <w:spacing w:lineRule="auto" w:line="276" w:before="80" w:after="120"/>
+        <w:rPr>
+          <w:color w:val="000000"/>
+        </w:rPr>
+      </w:pPr>
+      <w:r>
+        <w:rPr>
+          <w:color w:val="000000"/>
+        </w:rPr>
+        <w:t>He, K., Zhang, X., Ren, S., and Sun, J. (2016). Deep Residual Learning for Image Recognition. Proceedings of the IEEE Conference on Computer Vision and Pattern Recognition (CVPR), pp. 770–778.</w:t>
       </w:r>
     </w:p>
     <w:sectPr>

--- a/CSCU9M6_Report_Final.docx
+++ b/CSCU9M6_Report_Final.docx
@@ -2784,8 +2784,8 @@
       <w:u w:val="single"/>
     </w:rPr>
   </w:style>
-  <w:style w:type="character" w:styleId="FootnoteCharacters">
-    <w:name w:val="Footnote Characters"/>
+  <w:style w:type="character" w:styleId="FootnoteCharactersuser">
+    <w:name w:val="Footnote Characters (user)"/>
     <w:uiPriority w:val="99"/>
     <w:semiHidden/>
     <w:unhideWhenUsed/>
@@ -2794,8 +2794,8 @@
       <w:vertAlign w:val="superscript"/>
     </w:rPr>
   </w:style>
-  <w:style w:type="character" w:styleId="FootnoteCharactersuser">
-    <w:name w:val="Footnote Characters (user)"/>
+  <w:style w:type="character" w:styleId="FootnoteCharacters">
+    <w:name w:val="Footnote Characters"/>
     <w:qFormat/>
     <w:rPr>
       <w:vertAlign w:val="superscript"/>
